--- a/test/generator/baseline/gen.xlsx.to.docx.docx
+++ b/test/generator/baseline/gen.xlsx.to.docx.docx
@@ -4428,19 +4428,20 @@
         </w:tblBorders>
       </w:tblPr>
       <w:tblGrid>
-        <w:gridCol w:w="694"/>
-        <w:gridCol w:w="694"/>
-        <w:gridCol w:w="694"/>
-        <w:gridCol w:w="694"/>
-        <w:gridCol w:w="694"/>
-        <w:gridCol w:w="694"/>
-        <w:gridCol w:w="694"/>
-        <w:gridCol w:w="694"/>
-        <w:gridCol w:w="694"/>
-        <w:gridCol w:w="694"/>
-        <w:gridCol w:w="694"/>
-        <w:gridCol w:w="694"/>
-        <w:gridCol w:w="694"/>
+        <w:gridCol w:w="644"/>
+        <w:gridCol w:w="644"/>
+        <w:gridCol w:w="644"/>
+        <w:gridCol w:w="644"/>
+        <w:gridCol w:w="644"/>
+        <w:gridCol w:w="644"/>
+        <w:gridCol w:w="644"/>
+        <w:gridCol w:w="644"/>
+        <w:gridCol w:w="644"/>
+        <w:gridCol w:w="644"/>
+        <w:gridCol w:w="644"/>
+        <w:gridCol w:w="644"/>
+        <w:gridCol w:w="644"/>
+        <w:gridCol w:w="644"/>
       </w:tblGrid>
       <w:tr>
         <w:tc>
@@ -4538,11 +4539,18 @@
           </w:tcPr>
           <w:p/>
         </w:tc>
-      </w:tr>
-      <w:tr>
-        <w:tc>
-          <w:tcPr>
-            <w:tcW w:w="0" w:type="auto"/>
+        <w:tc>
+          <w:tcPr>
+            <w:tcW w:w="0" w:type="auto"/>
+          </w:tcPr>
+          <w:p/>
+        </w:tc>
+      </w:tr>
+      <w:tr>
+        <w:tc>
+          <w:tcPr>
+            <w:tcW w:w="0" w:type="auto"/>
+            <w:gridSpan w:val="13"/>
           </w:tcPr>
           <w:p>
             <w:r>
@@ -4740,6 +4748,7 @@
         <w:tc>
           <w:tcPr>
             <w:tcW w:w="0" w:type="auto"/>
+            <w:gridSpan w:val="2"/>
           </w:tcPr>
           <w:p>
             <w:r>
@@ -4937,6 +4946,7 @@
         <w:tc>
           <w:tcPr>
             <w:tcW w:w="0" w:type="auto"/>
+            <w:gridSpan w:val="2"/>
           </w:tcPr>
           <w:p>
             <w:r>
@@ -5134,6 +5144,7 @@
         <w:tc>
           <w:tcPr>
             <w:tcW w:w="0" w:type="auto"/>
+            <w:gridSpan w:val="2"/>
           </w:tcPr>
           <w:p>
             <w:r>
@@ -5331,6 +5342,7 @@
         <w:tc>
           <w:tcPr>
             <w:tcW w:w="0" w:type="auto"/>
+            <w:gridSpan w:val="2"/>
           </w:tcPr>
           <w:p>
             <w:r>
@@ -5528,6 +5540,7 @@
         <w:tc>
           <w:tcPr>
             <w:tcW w:w="0" w:type="auto"/>
+            <w:gridSpan w:val="2"/>
           </w:tcPr>
           <w:p>
             <w:r>
@@ -5725,6 +5738,7 @@
         <w:tc>
           <w:tcPr>
             <w:tcW w:w="0" w:type="auto"/>
+            <w:gridSpan w:val="2"/>
           </w:tcPr>
           <w:p>
             <w:r>
@@ -5922,6 +5936,7 @@
         <w:tc>
           <w:tcPr>
             <w:tcW w:w="0" w:type="auto"/>
+            <w:gridSpan w:val="2"/>
           </w:tcPr>
           <w:p>
             <w:r>
@@ -6119,6 +6134,7 @@
         <w:tc>
           <w:tcPr>
             <w:tcW w:w="0" w:type="auto"/>
+            <w:gridSpan w:val="2"/>
           </w:tcPr>
           <w:p>
             <w:r>
@@ -6316,6 +6332,7 @@
         <w:tc>
           <w:tcPr>
             <w:tcW w:w="0" w:type="auto"/>
+            <w:gridSpan w:val="2"/>
           </w:tcPr>
           <w:p>
             <w:r>
@@ -6513,6 +6530,7 @@
         <w:tc>
           <w:tcPr>
             <w:tcW w:w="0" w:type="auto"/>
+            <w:gridSpan w:val="2"/>
           </w:tcPr>
           <w:p>
             <w:r>
@@ -6710,6 +6728,7 @@
         <w:tc>
           <w:tcPr>
             <w:tcW w:w="0" w:type="auto"/>
+            <w:gridSpan w:val="2"/>
           </w:tcPr>
           <w:p>
             <w:r>
@@ -6907,6 +6926,7 @@
         <w:tc>
           <w:tcPr>
             <w:tcW w:w="0" w:type="auto"/>
+            <w:gridSpan w:val="2"/>
           </w:tcPr>
           <w:p>
             <w:r>

--- a/test/generator/baseline/gen.xlsx.to.docx.docx
+++ b/test/generator/baseline/gen.xlsx.to.docx.docx
@@ -8598,6 +8598,14 @@
         </w:tc>
       </w:tr>
     </w:tbl>
+    <w:p>
+      <w:r>
+        <w:rPr>
+          <w:b/>
+        </w:rPr>
+        <w:t xml:space="preserve">Chart Title</w:t>
+      </w:r>
+    </w:p>
     <w:tbl>
       <w:tblPr>
         <w:tblStyle w:val="TableGrid"/>
